--- a/项目文档/软件设计文档.docx
+++ b/项目文档/软件设计文档.docx
@@ -509,7 +509,6 @@
         <w:jc w:val="left"/>
       </w:pPr>
       <w:r>
-        <w:lastRenderedPageBreak/>
         <w:t>FastAPI</w:t>
       </w:r>
       <w:r>
@@ -1201,7 +1200,6 @@
           <w:sz w:val="44"/>
           <w:szCs w:val="44"/>
         </w:rPr>
-        <w:lastRenderedPageBreak/>
         <w:t>系统概述</w:t>
       </w:r>
       <w:bookmarkEnd w:id="6"/>
@@ -1298,7 +1296,6 @@
           <w:sz w:val="44"/>
           <w:szCs w:val="44"/>
         </w:rPr>
-        <w:lastRenderedPageBreak/>
         <w:t>系统架构</w:t>
       </w:r>
       <w:bookmarkEnd w:id="9"/>
@@ -1972,7 +1969,6 @@
           <w:szCs w:val="44"/>
           <w:lang w:eastAsia="zh"/>
         </w:rPr>
-        <w:lastRenderedPageBreak/>
         <w:t>数据设计</w:t>
       </w:r>
     </w:p>
@@ -3908,6 +3904,19 @@
         <w:ind w:firstLineChars="0"/>
         <w:outlineLvl w:val="1"/>
         <w:rPr>
+          <w:rFonts w:ascii="宋体" w:hAnsi="Arial" w:cs="Arial"/>
+          <w:b/>
+          <w:bCs/>
+          <w:iCs/>
+          <w:vanish/>
+          <w:sz w:val="44"/>
+          <w:szCs w:val="44"/>
+          <w:lang w:eastAsia="zh"/>
+        </w:rPr>
+      </w:pPr>
+      <w:bookmarkStart w:id="16" w:name="_Toc197500427"/>
+      <w:r>
+        <w:rPr>
           <w:rFonts w:ascii="宋体" w:hAnsi="Arial" w:cs="Arial" w:hint="eastAsia"/>
           <w:b/>
           <w:bCs/>
@@ -3917,19 +3926,6 @@
           <w:szCs w:val="44"/>
           <w:lang w:eastAsia="zh"/>
         </w:rPr>
-      </w:pPr>
-      <w:bookmarkStart w:id="16" w:name="_Toc197500427"/>
-      <w:r>
-        <w:rPr>
-          <w:rFonts w:ascii="宋体" w:hAnsi="Arial" w:cs="Arial" w:hint="eastAsia"/>
-          <w:b/>
-          <w:bCs/>
-          <w:iCs/>
-          <w:vanish/>
-          <w:sz w:val="44"/>
-          <w:szCs w:val="44"/>
-          <w:lang w:eastAsia="zh"/>
-        </w:rPr>
         <w:t>组件设计</w:t>
       </w:r>
       <w:bookmarkStart w:id="17" w:name="_Toc197500428"/>
@@ -4029,7 +4025,6 @@
         <w:rPr>
           <w:sz w:val="24"/>
         </w:rPr>
-        <w:lastRenderedPageBreak/>
         <w:t>5.1.2</w:t>
       </w:r>
       <w:r>
@@ -4435,6 +4430,19 @@
         <w:ind w:firstLineChars="0"/>
         <w:outlineLvl w:val="1"/>
         <w:rPr>
+          <w:rFonts w:hAnsi="Arial" w:cs="Arial"/>
+          <w:b/>
+          <w:bCs/>
+          <w:iCs/>
+          <w:vanish/>
+          <w:sz w:val="44"/>
+          <w:szCs w:val="44"/>
+          <w:lang w:eastAsia="zh"/>
+        </w:rPr>
+      </w:pPr>
+      <w:bookmarkStart w:id="23" w:name="_Toc197500434"/>
+      <w:r>
+        <w:rPr>
           <w:rFonts w:hAnsi="Arial" w:cs="Arial" w:hint="eastAsia"/>
           <w:b/>
           <w:bCs/>
@@ -4444,20 +4452,6 @@
           <w:szCs w:val="44"/>
           <w:lang w:eastAsia="zh"/>
         </w:rPr>
-      </w:pPr>
-      <w:bookmarkStart w:id="23" w:name="_Toc197500434"/>
-      <w:r>
-        <w:rPr>
-          <w:rFonts w:hAnsi="Arial" w:cs="Arial" w:hint="eastAsia"/>
-          <w:b/>
-          <w:bCs/>
-          <w:iCs/>
-          <w:vanish/>
-          <w:sz w:val="44"/>
-          <w:szCs w:val="44"/>
-          <w:lang w:eastAsia="zh"/>
-        </w:rPr>
-        <w:lastRenderedPageBreak/>
         <w:t>人机界面设计</w:t>
       </w:r>
       <w:bookmarkStart w:id="24" w:name="_Toc197500435"/>
@@ -4714,9 +4708,6 @@
       <w:pPr>
         <w:spacing w:line="300" w:lineRule="auto"/>
         <w:ind w:firstLineChars="200" w:firstLine="480"/>
-        <w:rPr>
-          <w:rFonts w:hint="eastAsia"/>
-        </w:rPr>
       </w:pPr>
       <w:r>
         <w:rPr>
@@ -4771,7 +4762,6 @@
           <w:sz w:val="44"/>
           <w:szCs w:val="44"/>
         </w:rPr>
-        <w:lastRenderedPageBreak/>
         <w:t>需求矩阵</w:t>
       </w:r>
       <w:bookmarkEnd w:id="27"/>
@@ -5227,10 +5217,12 @@
       </w:pPr>
     </w:p>
     <w:sectPr>
-      <w:headerReference w:type="default" r:id="rId20"/>
-      <w:footerReference w:type="even" r:id="rId21"/>
-      <w:footerReference w:type="default" r:id="rId22"/>
-      <w:headerReference w:type="first" r:id="rId23"/>
+      <w:headerReference w:type="even" r:id="rId20"/>
+      <w:headerReference w:type="default" r:id="rId21"/>
+      <w:footerReference w:type="even" r:id="rId22"/>
+      <w:footerReference w:type="default" r:id="rId23"/>
+      <w:headerReference w:type="first" r:id="rId24"/>
+      <w:footerReference w:type="first" r:id="rId25"/>
       <w:pgSz w:w="11906" w:h="16838"/>
       <w:pgMar w:top="1440" w:right="1797" w:bottom="1440" w:left="1797" w:header="851" w:footer="992" w:gutter="0"/>
       <w:cols w:space="720"/>
@@ -5403,6 +5395,16 @@
 </w:ftr>
 </file>
 
+<file path=word/footer3.xml><?xml version="1.0" encoding="utf-8"?>
+<w:ftr xmlns:wpc="http://schemas.microsoft.com/office/word/2010/wordprocessingCanvas" xmlns:cx="http://schemas.microsoft.com/office/drawing/2014/chartex" xmlns:cx1="http://schemas.microsoft.com/office/drawing/2015/9/8/chartex" xmlns:cx2="http://schemas.microsoft.com/office/drawing/2015/10/21/chartex" xmlns:cx3="http://schemas.microsoft.com/office/drawing/2016/5/9/chartex" xmlns:cx4="http://schemas.microsoft.com/office/drawing/2016/5/10/chartex" xmlns:cx5="http://schemas.microsoft.com/office/drawing/2016/5/11/chartex" xmlns:cx6="http://schemas.microsoft.com/office/drawing/2016/5/12/chartex" xmlns:cx7="http://schemas.microsoft.com/office/drawing/2016/5/13/chartex" xmlns:cx8="http://schemas.microsoft.com/office/drawing/2016/5/14/chartex" xmlns:mc="http://schemas.openxmlformats.org/markup-compatibility/2006" xmlns:aink="http://schemas.microsoft.com/office/drawing/2016/ink" xmlns:am3d="http://schemas.microsoft.com/office/drawing/2017/model3d" xmlns:o="urn:schemas-microsoft-com:office:office" xmlns:oel="http://schemas.microsoft.com/office/2019/extlst" xmlns:r="http://schemas.openxmlformats.org/officeDocument/2006/relationships" xmlns:m="http://schemas.openxmlformats.org/officeDocument/2006/math" xmlns:v="urn:schemas-microsoft-com:vml" xmlns:wp14="http://schemas.microsoft.com/office/word/2010/wordprocessingDrawing" xmlns:wp="http://schemas.openxmlformats.org/drawingml/2006/wordprocessingDrawing" xmlns:w10="urn:schemas-microsoft-com:office:word" xmlns:w="http://schemas.openxmlformats.org/wordprocessingml/2006/main" xmlns:w14="http://schemas.microsoft.com/office/word/2010/wordml" xmlns:w15="http://schemas.microsoft.com/office/word/2012/wordml" xmlns:w16cex="http://schemas.microsoft.com/office/word/2018/wordml/cex" xmlns:w16cid="http://schemas.microsoft.com/office/word/2016/wordml/cid" xmlns:w16="http://schemas.microsoft.com/office/word/2018/wordml" xmlns:w16du="http://schemas.microsoft.com/office/word/2023/wordml/word16du" xmlns:w16sdtdh="http://schemas.microsoft.com/office/word/2020/wordml/sdtdatahash" xmlns:w16sdtfl="http://schemas.microsoft.com/office/word/2024/wordml/sdtformatlock" xmlns:w16se="http://schemas.microsoft.com/office/word/2015/wordml/symex" xmlns:wpg="http://schemas.microsoft.com/office/word/2010/wordprocessingGroup" xmlns:wpi="http://schemas.microsoft.com/office/word/2010/wordprocessingInk" xmlns:wne="http://schemas.microsoft.com/office/word/2006/wordml" xmlns:wps="http://schemas.microsoft.com/office/word/2010/wordprocessingShape" mc:Ignorable="w14 w15 w16se w16cid w16 w16cex w16sdtdh w16sdtfl w16du wp14">
+  <w:p>
+    <w:pPr>
+      <w:pStyle w:val="a7"/>
+    </w:pPr>
+  </w:p>
+</w:ftr>
+</file>
+
 <file path=word/footnotes.xml><?xml version="1.0" encoding="utf-8"?>
 <w:footnotes xmlns:wpc="http://schemas.microsoft.com/office/word/2010/wordprocessingCanvas" xmlns:cx="http://schemas.microsoft.com/office/drawing/2014/chartex" xmlns:cx1="http://schemas.microsoft.com/office/drawing/2015/9/8/chartex" xmlns:cx2="http://schemas.microsoft.com/office/drawing/2015/10/21/chartex" xmlns:cx3="http://schemas.microsoft.com/office/drawing/2016/5/9/chartex" xmlns:cx4="http://schemas.microsoft.com/office/drawing/2016/5/10/chartex" xmlns:cx5="http://schemas.microsoft.com/office/drawing/2016/5/11/chartex" xmlns:cx6="http://schemas.microsoft.com/office/drawing/2016/5/12/chartex" xmlns:cx7="http://schemas.microsoft.com/office/drawing/2016/5/13/chartex" xmlns:cx8="http://schemas.microsoft.com/office/drawing/2016/5/14/chartex" xmlns:mc="http://schemas.openxmlformats.org/markup-compatibility/2006" xmlns:aink="http://schemas.microsoft.com/office/drawing/2016/ink" xmlns:am3d="http://schemas.microsoft.com/office/drawing/2017/model3d" xmlns:o="urn:schemas-microsoft-com:office:office" xmlns:oel="http://schemas.microsoft.com/office/2019/extlst" xmlns:r="http://schemas.openxmlformats.org/officeDocument/2006/relationships" xmlns:m="http://schemas.openxmlformats.org/officeDocument/2006/math" xmlns:v="urn:schemas-microsoft-com:vml" xmlns:wp14="http://schemas.microsoft.com/office/word/2010/wordprocessingDrawing" xmlns:wp="http://schemas.openxmlformats.org/drawingml/2006/wordprocessingDrawing" xmlns:w10="urn:schemas-microsoft-com:office:word" xmlns:w="http://schemas.openxmlformats.org/wordprocessingml/2006/main" xmlns:w14="http://schemas.microsoft.com/office/word/2010/wordml" xmlns:w15="http://schemas.microsoft.com/office/word/2012/wordml" xmlns:w16cex="http://schemas.microsoft.com/office/word/2018/wordml/cex" xmlns:w16cid="http://schemas.microsoft.com/office/word/2016/wordml/cid" xmlns:w16="http://schemas.microsoft.com/office/word/2018/wordml" xmlns:w16du="http://schemas.microsoft.com/office/word/2023/wordml/word16du" xmlns:w16sdtdh="http://schemas.microsoft.com/office/word/2020/wordml/sdtdatahash" xmlns:w16sdtfl="http://schemas.microsoft.com/office/word/2024/wordml/sdtformatlock" xmlns:w16se="http://schemas.microsoft.com/office/word/2015/wordml/symex" xmlns:wpg="http://schemas.microsoft.com/office/word/2010/wordprocessingGroup" xmlns:wpi="http://schemas.microsoft.com/office/word/2010/wordprocessingInk" xmlns:wne="http://schemas.microsoft.com/office/word/2006/wordml" xmlns:wps="http://schemas.microsoft.com/office/word/2010/wordprocessingShape" mc:Ignorable="w14 w15 w16se w16cid w16 w16cex w16sdtdh w16sdtfl w16du wp14">
   <w:footnote w:type="separator" w:id="-1">
@@ -5429,6 +5431,16 @@
 </file>
 
 <file path=word/header1.xml><?xml version="1.0" encoding="utf-8"?>
+<w:hdr xmlns:wpc="http://schemas.microsoft.com/office/word/2010/wordprocessingCanvas" xmlns:cx="http://schemas.microsoft.com/office/drawing/2014/chartex" xmlns:cx1="http://schemas.microsoft.com/office/drawing/2015/9/8/chartex" xmlns:cx2="http://schemas.microsoft.com/office/drawing/2015/10/21/chartex" xmlns:cx3="http://schemas.microsoft.com/office/drawing/2016/5/9/chartex" xmlns:cx4="http://schemas.microsoft.com/office/drawing/2016/5/10/chartex" xmlns:cx5="http://schemas.microsoft.com/office/drawing/2016/5/11/chartex" xmlns:cx6="http://schemas.microsoft.com/office/drawing/2016/5/12/chartex" xmlns:cx7="http://schemas.microsoft.com/office/drawing/2016/5/13/chartex" xmlns:cx8="http://schemas.microsoft.com/office/drawing/2016/5/14/chartex" xmlns:mc="http://schemas.openxmlformats.org/markup-compatibility/2006" xmlns:aink="http://schemas.microsoft.com/office/drawing/2016/ink" xmlns:am3d="http://schemas.microsoft.com/office/drawing/2017/model3d" xmlns:o="urn:schemas-microsoft-com:office:office" xmlns:oel="http://schemas.microsoft.com/office/2019/extlst" xmlns:r="http://schemas.openxmlformats.org/officeDocument/2006/relationships" xmlns:m="http://schemas.openxmlformats.org/officeDocument/2006/math" xmlns:v="urn:schemas-microsoft-com:vml" xmlns:wp14="http://schemas.microsoft.com/office/word/2010/wordprocessingDrawing" xmlns:wp="http://schemas.openxmlformats.org/drawingml/2006/wordprocessingDrawing" xmlns:w10="urn:schemas-microsoft-com:office:word" xmlns:w="http://schemas.openxmlformats.org/wordprocessingml/2006/main" xmlns:w14="http://schemas.microsoft.com/office/word/2010/wordml" xmlns:w15="http://schemas.microsoft.com/office/word/2012/wordml" xmlns:w16cex="http://schemas.microsoft.com/office/word/2018/wordml/cex" xmlns:w16cid="http://schemas.microsoft.com/office/word/2016/wordml/cid" xmlns:w16="http://schemas.microsoft.com/office/word/2018/wordml" xmlns:w16du="http://schemas.microsoft.com/office/word/2023/wordml/word16du" xmlns:w16sdtdh="http://schemas.microsoft.com/office/word/2020/wordml/sdtdatahash" xmlns:w16sdtfl="http://schemas.microsoft.com/office/word/2024/wordml/sdtformatlock" xmlns:w16se="http://schemas.microsoft.com/office/word/2015/wordml/symex" xmlns:wpg="http://schemas.microsoft.com/office/word/2010/wordprocessingGroup" xmlns:wpi="http://schemas.microsoft.com/office/word/2010/wordprocessingInk" xmlns:wne="http://schemas.microsoft.com/office/word/2006/wordml" xmlns:wps="http://schemas.microsoft.com/office/word/2010/wordprocessingShape" mc:Ignorable="w14 w15 w16se w16cid w16 w16cex w16sdtdh w16sdtfl w16du wp14">
+  <w:p>
+    <w:pPr>
+      <w:pStyle w:val="af"/>
+    </w:pPr>
+  </w:p>
+</w:hdr>
+</file>
+
+<file path=word/header2.xml><?xml version="1.0" encoding="utf-8"?>
 <w:hdr xmlns:wpc="http://schemas.microsoft.com/office/word/2010/wordprocessingCanvas" xmlns:cx="http://schemas.microsoft.com/office/drawing/2014/chartex" xmlns:cx1="http://schemas.microsoft.com/office/drawing/2015/9/8/chartex" xmlns:cx2="http://schemas.microsoft.com/office/drawing/2015/10/21/chartex" xmlns:cx3="http://schemas.microsoft.com/office/drawing/2016/5/9/chartex" xmlns:cx4="http://schemas.microsoft.com/office/drawing/2016/5/10/chartex" xmlns:cx5="http://schemas.microsoft.com/office/drawing/2016/5/11/chartex" xmlns:cx6="http://schemas.microsoft.com/office/drawing/2016/5/12/chartex" xmlns:cx7="http://schemas.microsoft.com/office/drawing/2016/5/13/chartex" xmlns:cx8="http://schemas.microsoft.com/office/drawing/2016/5/14/chartex" xmlns:mc="http://schemas.openxmlformats.org/markup-compatibility/2006" xmlns:aink="http://schemas.microsoft.com/office/drawing/2016/ink" xmlns:am3d="http://schemas.microsoft.com/office/drawing/2017/model3d" xmlns:o="urn:schemas-microsoft-com:office:office" xmlns:oel="http://schemas.microsoft.com/office/2019/extlst" xmlns:r="http://schemas.openxmlformats.org/officeDocument/2006/relationships" xmlns:m="http://schemas.openxmlformats.org/officeDocument/2006/math" xmlns:v="urn:schemas-microsoft-com:vml" xmlns:wp14="http://schemas.microsoft.com/office/word/2010/wordprocessingDrawing" xmlns:wp="http://schemas.openxmlformats.org/drawingml/2006/wordprocessingDrawing" xmlns:w10="urn:schemas-microsoft-com:office:word" xmlns:w="http://schemas.openxmlformats.org/wordprocessingml/2006/main" xmlns:w14="http://schemas.microsoft.com/office/word/2010/wordml" xmlns:w15="http://schemas.microsoft.com/office/word/2012/wordml" xmlns:w16cex="http://schemas.microsoft.com/office/word/2018/wordml/cex" xmlns:w16cid="http://schemas.microsoft.com/office/word/2016/wordml/cid" xmlns:w16="http://schemas.microsoft.com/office/word/2018/wordml" xmlns:w16du="http://schemas.microsoft.com/office/word/2023/wordml/word16du" xmlns:w16sdtdh="http://schemas.microsoft.com/office/word/2020/wordml/sdtdatahash" xmlns:w16sdtfl="http://schemas.microsoft.com/office/word/2024/wordml/sdtformatlock" xmlns:w16se="http://schemas.microsoft.com/office/word/2015/wordml/symex" xmlns:wpg="http://schemas.microsoft.com/office/word/2010/wordprocessingGroup" xmlns:wpi="http://schemas.microsoft.com/office/word/2010/wordprocessingInk" xmlns:wne="http://schemas.microsoft.com/office/word/2006/wordml" xmlns:wps="http://schemas.microsoft.com/office/word/2010/wordprocessingShape" mc:Ignorable="w14 w15 w16se w16cid w16 w16cex w16sdtdh w16sdtfl w16du wp14">
   <w:p>
     <w:pPr>
@@ -5614,13 +5626,13 @@
         <w:iCs/>
         <w:szCs w:val="21"/>
       </w:rPr>
-      <w:t>义眼盯真 —— 图像篡改检测系统</w:t>
+      <w:t>智教魔方</w:t>
     </w:r>
   </w:p>
 </w:hdr>
 </file>
 
-<file path=word/header2.xml><?xml version="1.0" encoding="utf-8"?>
+<file path=word/header3.xml><?xml version="1.0" encoding="utf-8"?>
 <w:hdr xmlns:wpc="http://schemas.microsoft.com/office/word/2010/wordprocessingCanvas" xmlns:cx="http://schemas.microsoft.com/office/drawing/2014/chartex" xmlns:cx1="http://schemas.microsoft.com/office/drawing/2015/9/8/chartex" xmlns:cx2="http://schemas.microsoft.com/office/drawing/2015/10/21/chartex" xmlns:cx3="http://schemas.microsoft.com/office/drawing/2016/5/9/chartex" xmlns:cx4="http://schemas.microsoft.com/office/drawing/2016/5/10/chartex" xmlns:cx5="http://schemas.microsoft.com/office/drawing/2016/5/11/chartex" xmlns:cx6="http://schemas.microsoft.com/office/drawing/2016/5/12/chartex" xmlns:cx7="http://schemas.microsoft.com/office/drawing/2016/5/13/chartex" xmlns:cx8="http://schemas.microsoft.com/office/drawing/2016/5/14/chartex" xmlns:mc="http://schemas.openxmlformats.org/markup-compatibility/2006" xmlns:aink="http://schemas.microsoft.com/office/drawing/2016/ink" xmlns:am3d="http://schemas.microsoft.com/office/drawing/2017/model3d" xmlns:o="urn:schemas-microsoft-com:office:office" xmlns:oel="http://schemas.microsoft.com/office/2019/extlst" xmlns:r="http://schemas.openxmlformats.org/officeDocument/2006/relationships" xmlns:m="http://schemas.openxmlformats.org/officeDocument/2006/math" xmlns:v="urn:schemas-microsoft-com:vml" xmlns:wp14="http://schemas.microsoft.com/office/word/2010/wordprocessingDrawing" xmlns:wp="http://schemas.openxmlformats.org/drawingml/2006/wordprocessingDrawing" xmlns:w10="urn:schemas-microsoft-com:office:word" xmlns:w="http://schemas.openxmlformats.org/wordprocessingml/2006/main" xmlns:w14="http://schemas.microsoft.com/office/word/2010/wordml" xmlns:w15="http://schemas.microsoft.com/office/word/2012/wordml" xmlns:w16cex="http://schemas.microsoft.com/office/word/2018/wordml/cex" xmlns:w16cid="http://schemas.microsoft.com/office/word/2016/wordml/cid" xmlns:w16="http://schemas.microsoft.com/office/word/2018/wordml" xmlns:w16du="http://schemas.microsoft.com/office/word/2023/wordml/word16du" xmlns:w16sdtdh="http://schemas.microsoft.com/office/word/2020/wordml/sdtdatahash" xmlns:w16sdtfl="http://schemas.microsoft.com/office/word/2024/wordml/sdtformatlock" xmlns:w16se="http://schemas.microsoft.com/office/word/2015/wordml/symex" xmlns:wpg="http://schemas.microsoft.com/office/word/2010/wordprocessingGroup" xmlns:wpi="http://schemas.microsoft.com/office/word/2010/wordprocessingInk" xmlns:wne="http://schemas.microsoft.com/office/word/2006/wordml" xmlns:wps="http://schemas.microsoft.com/office/word/2010/wordprocessingShape" mc:Ignorable="w14 w15 w16se w16cid w16 w16cex w16sdtdh w16sdtfl w16du wp14">
   <w:p>
     <w:pPr>
